--- a/哈迪斯2拆解_作品集版_v2.docx
+++ b/哈迪斯2拆解_作品集版_v2.docx
@@ -497,6 +497,14 @@
         </w:tc>
       </w:tr>
       <w:tr>
+        <w:tblPrEx>
+          <w:tblCellMar>
+            <w:top w:w="0" w:type="dxa"/>
+            <w:left w:w="108" w:type="dxa"/>
+            <w:bottom w:w="0" w:type="dxa"/>
+            <w:right w:w="108" w:type="dxa"/>
+          </w:tblCellMar>
+        </w:tblPrEx>
         <w:trPr>
           <w:jc w:val="center"/>
         </w:trPr>
@@ -653,6 +661,14 @@
         </w:tc>
       </w:tr>
       <w:tr>
+        <w:tblPrEx>
+          <w:tblCellMar>
+            <w:top w:w="0" w:type="dxa"/>
+            <w:left w:w="108" w:type="dxa"/>
+            <w:bottom w:w="0" w:type="dxa"/>
+            <w:right w:w="108" w:type="dxa"/>
+          </w:tblCellMar>
+        </w:tblPrEx>
         <w:trPr>
           <w:jc w:val="center"/>
         </w:trPr>
@@ -998,7 +1014,28 @@
           <w:color w:val="4B5563"/>
           <w:sz w:val="21"/>
         </w:rPr>
-        <w:t>。武器性能作为「钉子」锚定玩家 build 思路，并运用骰子、金币等局内资源来调整 build 方向——带来 build 构筑的成就感。</w:t>
+        <w:t>。武器性能作为「钉子」锚定玩家 build 思路，并运用骰子、金币等局内资源来调整 build 方向</w:t>
+      </w:r>
+      <w:r>
+        <w:rPr>
+          <w:rFonts w:hint="eastAsia" w:eastAsia="微软雅黑"/>
+          <w:b w:val="0"/>
+          <w:i w:val="0"/>
+          <w:color w:val="4B5563"/>
+          <w:sz w:val="21"/>
+          <w:lang w:eastAsia="zh-CN"/>
+        </w:rPr>
+        <w:t>，</w:t>
+      </w:r>
+      <w:r>
+        <w:rPr>
+          <w:rFonts w:ascii="微软雅黑" w:hAnsi="微软雅黑" w:eastAsia="微软雅黑"/>
+          <w:b w:val="0"/>
+          <w:i w:val="0"/>
+          <w:color w:val="4B5563"/>
+          <w:sz w:val="21"/>
+        </w:rPr>
+        <w:t>带来 build 构筑的成就感。</w:t>
       </w:r>
       <w:r>
         <w:rPr>
@@ -1037,7 +1074,7 @@
           <w:sz w:val="21"/>
           <w:lang w:val="en-US" w:eastAsia="zh-CN"/>
         </w:rPr>
-        <w:t>1.动作模组上：有许多的蓄力技能设计，不少武器的核心机制也是围绕蓄力动作开展</w:t>
+        <w:t>1.动作模组上：加入了蓄力技能的设计，不少武器模组的核心机制也是围绕蓄力动作设计</w:t>
       </w:r>
       <w:r>
         <w:rPr>
@@ -1077,133 +1114,11 @@
           <w:sz w:val="21"/>
           <w:lang w:val="en-US" w:eastAsia="zh-CN"/>
         </w:rPr>
-        <w:t>蓄力动作带来高收益的同时，也造成无法移动导致受击的风险，这就要求玩家运用法阵的控制效果进行化解，并在更安全的时机释放蓄力动作。</w:t>
-      </w:r>
+        <w:t>蓄力动作带来高收益的同时，也有着无法移动导致受击的风险，这就要求玩家运用法阵的控制效果进行化解，并在更安全的时机释放蓄力动作。这一设计在战斗玩法基础易懂的前提下，也很好地丰富了战斗玩法的多样性，也能够借此引入转为蓄力技能设计的构筑玩法，既没有抬高上手门槛，又在动作层面和肉鸽层面都起到了很强的拓展作用</w:t>
+      </w:r>
+      <w:bookmarkStart w:id="0" w:name="_GoBack"/>
+      <w:bookmarkEnd w:id="0"/>
     </w:p>
-    <w:tbl>
-      <w:tblPr>
-        <w:tblStyle w:val="32"/>
-        <w:tblW w:w="0" w:type="auto"/>
-        <w:jc w:val="center"/>
-        <w:tblLayout w:type="fixed"/>
-        <w:tblCellMar>
-          <w:top w:w="0" w:type="dxa"/>
-          <w:left w:w="108" w:type="dxa"/>
-          <w:bottom w:w="0" w:type="dxa"/>
-          <w:right w:w="108" w:type="dxa"/>
-        </w:tblCellMar>
-      </w:tblPr>
-      <w:tblGrid>
-        <w:gridCol w:w="9412"/>
-      </w:tblGrid>
-      <w:tr>
-        <w:tblPrEx>
-          <w:tblCellMar>
-            <w:top w:w="0" w:type="dxa"/>
-            <w:left w:w="108" w:type="dxa"/>
-            <w:bottom w:w="0" w:type="dxa"/>
-            <w:right w:w="108" w:type="dxa"/>
-          </w:tblCellMar>
-        </w:tblPrEx>
-        <w:trPr>
-          <w:jc w:val="center"/>
-        </w:trPr>
-        <w:tc>
-          <w:tcPr>
-            <w:tcW w:w="9411" w:type="dxa"/>
-            <w:shd w:val="clear" w:color="auto" w:fill="EFF6FF"/>
-          </w:tcPr>
-          <w:p>
-            <w:pPr>
-              <w:spacing w:before="80" w:after="80"/>
-            </w:pPr>
-            <w:r>
-              <w:rPr>
-                <w:rFonts w:ascii="微软雅黑" w:hAnsi="微软雅黑" w:eastAsia="微软雅黑"/>
-                <w:b/>
-                <w:i w:val="0"/>
-                <w:color w:val="1E40AF"/>
-                <w:sz w:val="19"/>
-              </w:rPr>
-              <w:t xml:space="preserve"> </w:t>
-            </w:r>
-            <w:r>
-              <w:rPr>
-                <w:rFonts w:ascii="微软雅黑" w:hAnsi="微软雅黑" w:eastAsia="微软雅黑"/>
-                <w:b w:val="0"/>
-                <w:i w:val="0"/>
-                <w:color w:val="1F2937"/>
-                <w:sz w:val="20"/>
-              </w:rPr>
-              <w:t>武器 × 祝福是双锚定系统：武器</w:t>
-            </w:r>
-            <w:r>
-              <w:rPr>
-                <w:rFonts w:hint="eastAsia" w:eastAsia="微软雅黑"/>
-                <w:b w:val="0"/>
-                <w:i w:val="0"/>
-                <w:color w:val="1F2937"/>
-                <w:sz w:val="20"/>
-                <w:lang w:val="en-US" w:eastAsia="zh-CN"/>
-              </w:rPr>
-              <w:t>动作模组</w:t>
-            </w:r>
-            <w:r>
-              <w:rPr>
-                <w:rFonts w:ascii="微软雅黑" w:hAnsi="微软雅黑" w:eastAsia="微软雅黑"/>
-                <w:b w:val="0"/>
-                <w:i w:val="0"/>
-                <w:color w:val="1F2937"/>
-                <w:sz w:val="20"/>
-              </w:rPr>
-              <w:t>决定</w:t>
-            </w:r>
-            <w:r>
-              <w:rPr>
-                <w:rFonts w:hint="eastAsia" w:eastAsia="微软雅黑"/>
-                <w:b w:val="0"/>
-                <w:i w:val="0"/>
-                <w:color w:val="1F2937"/>
-                <w:sz w:val="20"/>
-                <w:lang w:val="en-US" w:eastAsia="zh-CN"/>
-              </w:rPr>
-              <w:t>了其适配的</w:t>
-            </w:r>
-            <w:r>
-              <w:rPr>
-                <w:rFonts w:ascii="微软雅黑" w:hAnsi="微软雅黑" w:eastAsia="微软雅黑"/>
-                <w:b w:val="0"/>
-                <w:i w:val="0"/>
-                <w:color w:val="1F2937"/>
-                <w:sz w:val="20"/>
-              </w:rPr>
-              <w:t>Build 主轴，</w:t>
-            </w:r>
-            <w:r>
-              <w:rPr>
-                <w:rFonts w:hint="eastAsia" w:eastAsia="微软雅黑"/>
-                <w:b w:val="0"/>
-                <w:i w:val="0"/>
-                <w:color w:val="1F2937"/>
-                <w:sz w:val="20"/>
-                <w:lang w:val="en-US" w:eastAsia="zh-CN"/>
-              </w:rPr>
-              <w:t>在build构筑中再细化到具体的核心触发动作上，并围绕该动作选取最能提升强度的祝福</w:t>
-            </w:r>
-            <w:r>
-              <w:rPr>
-                <w:rFonts w:ascii="微软雅黑" w:hAnsi="微软雅黑" w:eastAsia="微软雅黑"/>
-                <w:b w:val="0"/>
-                <w:i w:val="0"/>
-                <w:color w:val="1F2937"/>
-                <w:sz w:val="20"/>
-              </w:rPr>
-              <w:t>；8 种动作构成了 Build 路径的选择空间。</w:t>
-            </w:r>
-          </w:p>
-        </w:tc>
-      </w:tr>
-    </w:tbl>
     <w:p>
       <w:pPr>
         <w:pBdr>
@@ -3219,19 +3134,7 @@
           <w:color w:val="4B5563"/>
           <w:sz w:val="21"/>
         </w:rPr>
-        <w:t>以此来保障动作层面的战斗体验</w:t>
-      </w:r>
-      <w:bookmarkStart w:id="0" w:name="_GoBack"/>
-      <w:bookmarkEnd w:id="0"/>
-      <w:r>
-        <w:rPr>
-          <w:rFonts w:ascii="微软雅黑" w:hAnsi="微软雅黑" w:eastAsia="微软雅黑"/>
-          <w:b w:val="0"/>
-          <w:i w:val="0"/>
-          <w:color w:val="4B5563"/>
-          <w:sz w:val="21"/>
-        </w:rPr>
-        <w:t>。</w:t>
+        <w:t>以此来保障动作层面的战斗体验。</w:t>
       </w:r>
     </w:p>
     <w:p>
